--- a/policies/build/chapters_v2/AAC/document/AAC5/SOP_Reassessment_CarePlan.docx
+++ b/policies/build/chapters_v2/AAC/document/AAC5/SOP_Reassessment_CarePlan.docx
@@ -371,7 +371,7 @@
         <w:rPr>
           <w:i/>
         </w:rPr>
-        <w:t>Skipping or rushing this step is exactly the kind of gap an assessor — or a real patient safety incident — would eventually surface.</w:t>
+        <w:t>A patient not reassessed daily — or not reassessed more often when their condition changes — can deteriorate for a full day before anyone notices.</w:t>
       </w:r>
     </w:p>
     <w:p>
@@ -409,7 +409,7 @@
         <w:rPr>
           <w:i/>
         </w:rPr>
-        <w:t>Skipping or rushing this step is exactly the kind of gap an assessor — or a real patient safety incident — would eventually surface.</w:t>
+        <w:t>A follow-up left undocumented, with no date and no reason given for skipping it, is a follow-up that in practice never gets scheduled.</w:t>
       </w:r>
     </w:p>
     <w:p>
@@ -442,7 +442,7 @@
         <w:rPr>
           <w:i/>
         </w:rPr>
-        <w:t>A rule that's never actually monitored tends to quietly stop being followed, without anyone deciding that on purpose.</w:t>
+        <w:t>A care plan that's reviewed but never actually adjusted when it isn't working leaves the patient on a treatment the record itself shows isn't achieving its goal.</w:t>
       </w:r>
     </w:p>
     <w:p>
@@ -551,7 +551,7 @@
             <w:color w:val="0563C1"/>
             <w:u w:val="single"/>
           </w:rPr>
-          <w:t>NABH — Hospitals Accreditation Programme (HCO), 6th Edition standards</w:t>
+          <w:t>National Accreditation Board for Hospitals and Healthcare Providers. (2025). NABH accreditation standards for hospitals (6th ed.). ISBN 978-81-965264-9-8.</w:t>
         </w:r>
       </w:hyperlink>
     </w:p>
